--- a/paper/Technical_Whitepaper.docx
+++ b/paper/Technical_Whitepaper.docx
@@ -1823,7 +1823,7 @@
           <w:b/>
           <w:sz w:val="22"/>
         </w:rPr>
-        <w:t>Table 3. Summary statistics for the two-document case-study corpus.</w:t>
+        <w:t>Table 3. Summary statistics for the two-document case-study corpus (single end-to-end run reflecting all Section 4 enhancements).</w:t>
       </w:r>
     </w:p>
     <w:tbl>
@@ -2186,7 +2186,7 @@
                 <w:rFonts w:ascii="Times New Roman" w:hAnsi="Times New Roman"/>
                 <w:sz w:val="20"/>
               </w:rPr>
-              <w:t>15</w:t>
+              <w:t>30</w:t>
             </w:r>
           </w:p>
         </w:tc>
@@ -2250,7 +2250,7 @@
                 <w:rFonts w:ascii="Times New Roman" w:hAnsi="Times New Roman"/>
                 <w:sz w:val="20"/>
               </w:rPr>
-              <w:t>5</w:t>
+              <w:t>8</w:t>
             </w:r>
           </w:p>
         </w:tc>
@@ -2282,7 +2282,7 @@
                 <w:rFonts w:ascii="Times New Roman" w:hAnsi="Times New Roman"/>
                 <w:sz w:val="20"/>
               </w:rPr>
-              <w:t>2</w:t>
+              <w:t>15</w:t>
             </w:r>
           </w:p>
         </w:tc>
@@ -2314,7 +2314,7 @@
                 <w:rFonts w:ascii="Times New Roman" w:hAnsi="Times New Roman"/>
                 <w:sz w:val="20"/>
               </w:rPr>
-              <w:t>119</w:t>
+              <w:t>149</w:t>
             </w:r>
           </w:p>
         </w:tc>
@@ -2346,7 +2346,7 @@
                 <w:rFonts w:ascii="Times New Roman" w:hAnsi="Times New Roman"/>
                 <w:sz w:val="20"/>
               </w:rPr>
-              <w:t>102</w:t>
+              <w:t>128</w:t>
             </w:r>
           </w:p>
         </w:tc>
@@ -2365,7 +2365,7 @@
         <w:rPr>
           <w:i w:val="0"/>
         </w:rPr>
-        <w:t>As discussed in Section 7.2, this run reflects a pipeline snapshot captured immediately prior to the causal-chain densification, salience-protected graph pruning, benefit-cost trade-off contradiction axis, thematic-assumption pass, and competing-interests executive-insight alert described in Sections 4.8, 4.10, 4.11, and 4.13. We report it as-is, together with the specific observations that motivated each of those four enhancements, rather than retrofitting numbers that were not actually produced by a single pipeline run; a refreshed end-to-end run incorporating all of Section 4 is the immediate next step before submission.</w:t>
+        <w:t>This run reflects a single end-to-end execution of the complete pipeline described in Section 4, including the causal-chain densification, salience-protected graph pruning, benefit-cost trade-off contradiction axis, thematic-assumption pass, and competing-interests executive-insight alert (Sections 4.8, 4.10, 4.11, 4.13). An earlier run of the same corpus, captured before those four enhancements were implemented, is retained here as a before/after comparison: causal chains increased from 15 (maximum length 2) to 30, of which 5 now reach length 3 via the causal-verb-enriched, canonicalized edge set; contradictions increased from 5 to 8 with the addition of three benefit-cost trade-off detections; assumptions increased from 2 to 15, of which 10 were surfaced only by the new thematic co-occurrence pass (Section 4.11) and would not have been flagged by marker matching alone; and the knowledge graph retained 149 nodes and 128 edges against a raised 150-node budget, up from 119 nodes and 102 edges under the prior 120-node budget. The competing-interests detector (Section 4.13) fired on this corpus as intended, surfacing the source article's financial disclosure statement as a dedicated executive insight rather than leaving it embedded in the relationships table (Section 6.3).</w:t>
       </w:r>
     </w:p>
     <w:p>
@@ -2396,7 +2396,7 @@
           <w:b/>
           <w:sz w:val="22"/>
         </w:rPr>
-        <w:t>Table 4. Representative extraction output, one example per analytical layer.</w:t>
+        <w:t>Table 4. Representative extraction output, one example per analytical layer (single end-to-end run reflecting all Section 4 enhancements).</w:t>
       </w:r>
     </w:p>
     <w:tbl>
@@ -2648,7 +2648,7 @@
                 <w:rFonts w:ascii="Times New Roman" w:hAnsi="Times New Roman"/>
                 <w:sz w:val="20"/>
               </w:rPr>
-              <w:t>Causal chain (pre-enhancement)</w:t>
+              <w:t>Causal chain</w:t>
             </w:r>
           </w:p>
         </w:tc>
@@ -2663,7 +2663,7 @@
                 <w:rFonts w:ascii="Times New Roman" w:hAnsi="Times New Roman"/>
                 <w:sz w:val="20"/>
               </w:rPr>
-              <w:t>"earlier technologies" -&gt; "new protein design" (length 2, confidence 80.0)</w:t>
+              <w:t>"alternative end joining/microhomology-mediated joining/mismatch and nucleotide-excision repair" -&gt; "CRISPR-mediated genome editing" -&gt; "development of large animal models of..." (length 3, confidence 83.0)</w:t>
             </w:r>
           </w:p>
         </w:tc>
@@ -2712,7 +2712,7 @@
                 <w:rFonts w:ascii="Times New Roman" w:hAnsi="Times New Roman"/>
                 <w:sz w:val="20"/>
               </w:rPr>
-              <w:t>Contradiction</w:t>
+              <w:t>Contradiction (contrastive)</w:t>
             </w:r>
           </w:p>
         </w:tc>
@@ -2727,7 +2727,7 @@
                 <w:rFonts w:ascii="Times New Roman" w:hAnsi="Times New Roman"/>
                 <w:sz w:val="20"/>
               </w:rPr>
-              <w:t>Contrastive claim (Medium): ZFN/TALEN protein-engineering burden versus CRISPR's guide-synthesis-only requirement</w:t>
+              <w:t>Medium: ZFN/TALEN protein-engineering burden versus CRISPR's guide-synthesis-only requirement</w:t>
             </w:r>
           </w:p>
         </w:tc>
@@ -2744,7 +2744,7 @@
                 <w:rFonts w:ascii="Times New Roman" w:hAnsi="Times New Roman"/>
                 <w:sz w:val="20"/>
               </w:rPr>
-              <w:t>Assumption</w:t>
+              <w:t>Contradiction (trade-off)</w:t>
             </w:r>
           </w:p>
         </w:tc>
@@ -2759,7 +2759,7 @@
                 <w:rFonts w:ascii="Times New Roman" w:hAnsi="Times New Roman"/>
                 <w:sz w:val="20"/>
               </w:rPr>
-              <w:t>Implicit (marker "should be", confidence 50): whether germline-cell applications should be considered given associated ethical issues</w:t>
+              <w:t>High, precision vs off-target: "It allows scientists to make precise modifications to DNA sequences..." versus "...PAM-constrained targeting and off-target activity can affect editing precision"</w:t>
             </w:r>
           </w:p>
         </w:tc>
@@ -2776,7 +2776,7 @@
                 <w:rFonts w:ascii="Times New Roman" w:hAnsi="Times New Roman"/>
                 <w:sz w:val="20"/>
               </w:rPr>
-              <w:t>Executive insight</w:t>
+              <w:t>Assumption (thematic)</w:t>
             </w:r>
           </w:p>
         </w:tc>
@@ -2791,7 +2791,71 @@
                 <w:rFonts w:ascii="Times New Roman" w:hAnsi="Times New Roman"/>
                 <w:sz w:val="20"/>
               </w:rPr>
-              <w:t>Root Cause: "earlier technologies" initiates the longest causal chain</w:t>
+              <w:t>Implicit ("expectation about safety", confidence 55): continued research will likely expand the capabilities and safety of CRISPR-based technologies</w:t>
+            </w:r>
+          </w:p>
+        </w:tc>
+      </w:tr>
+      <w:tr>
+        <w:tc>
+          <w:tcPr>
+            <w:tcW w:type="dxa" w:w="4320"/>
+          </w:tcPr>
+          <w:p>
+            <w:r/>
+            <w:r>
+              <w:rPr>
+                <w:rFonts w:ascii="Times New Roman" w:hAnsi="Times New Roman"/>
+                <w:sz w:val="20"/>
+              </w:rPr>
+              <w:t>Executive insight (competing interests)</w:t>
+            </w:r>
+          </w:p>
+        </w:tc>
+        <w:tc>
+          <w:tcPr>
+            <w:tcW w:type="dxa" w:w="4320"/>
+          </w:tcPr>
+          <w:p>
+            <w:r/>
+            <w:r>
+              <w:rPr>
+                <w:rFonts w:ascii="Times New Roman" w:hAnsi="Times New Roman"/>
+                <w:sz w:val="20"/>
+              </w:rPr>
+              <w:t>Risk - Competing Interests: financial conflict-of-interest disclosed - verify independence: "The authors declare competing financial interests..."</w:t>
+            </w:r>
+          </w:p>
+        </w:tc>
+      </w:tr>
+      <w:tr>
+        <w:tc>
+          <w:tcPr>
+            <w:tcW w:type="dxa" w:w="4320"/>
+          </w:tcPr>
+          <w:p>
+            <w:r/>
+            <w:r>
+              <w:rPr>
+                <w:rFonts w:ascii="Times New Roman" w:hAnsi="Times New Roman"/>
+                <w:sz w:val="20"/>
+              </w:rPr>
+              <w:t>Executive insight (root cause)</w:t>
+            </w:r>
+          </w:p>
+        </w:tc>
+        <w:tc>
+          <w:tcPr>
+            <w:tcW w:type="dxa" w:w="4320"/>
+          </w:tcPr>
+          <w:p>
+            <w:r/>
+            <w:r>
+              <w:rPr>
+                <w:rFonts w:ascii="Times New Roman" w:hAnsi="Times New Roman"/>
+                <w:sz w:val="20"/>
+              </w:rPr>
+              <w:t>Root Cause: the alternative-end-joining / microhomology-mediated-joining repair-pathway statement initiates the longest causal chain</w:t>
             </w:r>
           </w:p>
         </w:tc>
@@ -2882,7 +2946,7 @@
         <w:spacing w:line="276" w:lineRule="auto" w:after="80"/>
       </w:pPr>
       <w:r>
-        <w:t>Snapshot mismatch. As noted in Section 6.2, the reported case-study numbers predate four enhancements described in Section 4 (deeper causal chains, salience-protected graph pruning, trade-off contradiction detection, thematic assumption mining). A single refreshed end-to-end run reflecting all of Section 4 together is required before submission.</w:t>
+        <w:t>Single corpus, single run. Section 6.2 reports one before/after pair of end-to-end runs on one corpus. This demonstrates that the Section 4 enhancements function together without regressing the pipeline, but it is not a substitute for the repeated-run and multi-corpus reproducibility checks called for elsewhere in this section.</w:t>
       </w:r>
     </w:p>
     <w:p>
@@ -2995,15 +3059,6 @@
         <w:spacing w:line="276" w:lineRule="auto" w:after="80"/>
       </w:pPr>
       <w:r>
-        <w:t>A refreshed end-to-end case-study run incorporating all Section 4 enhancements together, replacing the pre-enhancement snapshot in Section 6.</w:t>
-      </w:r>
-    </w:p>
-    <w:p>
-      <w:pPr>
-        <w:pStyle w:val="ListNumber"/>
-        <w:spacing w:line="276" w:lineRule="auto" w:after="80"/>
-      </w:pPr>
-      <w:r>
         <w:t>Construction of a small labeled evaluation set (entity, relationship, and contradiction annotations by at least two independent annotators with inter-annotator agreement reported) sufficient to report precision/recall for the highest-stakes extraction layers (problems, contradictions, assumptions).</w:t>
       </w:r>
     </w:p>
@@ -3023,6 +3078,15 @@
       </w:pPr>
       <w:r>
         <w:t>A user study measuring whether the fast-path/retrieval intent-routing design (Section 7.1) helps or hinders real users on open-ended questions, relative to always routing through general hybrid retrieval.</w:t>
+      </w:r>
+    </w:p>
+    <w:p>
+      <w:pPr>
+        <w:pStyle w:val="ListNumber"/>
+        <w:spacing w:line="276" w:lineRule="auto" w:after="80"/>
+      </w:pPr>
+      <w:r>
+        <w:t>Repetition of the Section 6 before/after comparison on additional corpora to confirm that the causal-chain, contradiction, assumption, and graph-retention gains observed in this single run generalize.</w:t>
       </w:r>
     </w:p>
     <w:p>
